--- a/flow/20230914_vu_template/drafts/2023-11-u/12-НД-Гл.6-свщмч.Йосафата.docx
+++ b/flow/20230914_vu_template/drafts/2023-11-u/12-НД-Гл.6-свщмч.Йосафата.docx
@@ -4,31 +4,56 @@
   <w:body>
     <w:p>
       <w:r>
+        <w:rPr>
+          <w:rFonts w:ascii="Times New Roman" w:hAnsi="Times New Roman"/>
+          <w:sz w:val="24"/>
+        </w:rPr>
         <w:t>Листопад 12 Неділя</w:t>
       </w:r>
     </w:p>
     <w:p>
       <w:r>
+        <w:rPr>
+          <w:rFonts w:ascii="Times New Roman" w:hAnsi="Times New Roman"/>
+          <w:sz w:val="24"/>
+        </w:rPr>
         <w:t>Неділя ЯКАСЬ ТАМ</w:t>
       </w:r>
     </w:p>
     <w:p>
       <w:r>
+        <w:rPr>
+          <w:rFonts w:ascii="Times New Roman" w:hAnsi="Times New Roman"/>
+          <w:color w:val="FF4400"/>
+          <w:sz w:val="24"/>
+        </w:rPr>
         <w:t>🕁 Святого священномученика Йосафата, архиєпископа Полоцького</w:t>
       </w:r>
     </w:p>
     <w:p>
       <w:r>
+        <w:rPr>
+          <w:rFonts w:ascii="Times New Roman" w:hAnsi="Times New Roman"/>
+          <w:sz w:val="24"/>
+        </w:rPr>
         <w:t xml:space="preserve">🕃 Святого отця нашого Івана Милостивого, патріарха Олександрійського </w:t>
       </w:r>
     </w:p>
     <w:p>
       <w:r>
+        <w:rPr>
+          <w:rFonts w:ascii="Times New Roman" w:hAnsi="Times New Roman"/>
+          <w:sz w:val="24"/>
+        </w:rPr>
         <w:t xml:space="preserve">Преподобного отця нашого Ніла </w:t>
       </w:r>
     </w:p>
     <w:p>
       <w:r>
+        <w:rPr>
+          <w:rFonts w:ascii="Times New Roman" w:hAnsi="Times New Roman"/>
+          <w:sz w:val="24"/>
+        </w:rPr>
         <w:t>Блаженного священномученика Григорія Лакоти, єпископа</w:t>
       </w:r>
     </w:p>

--- a/flow/20230914_vu_template/drafts/2023-11-u/12-НД-Гл.6-свщмч.Йосафата.docx
+++ b/flow/20230914_vu_template/drafts/2023-11-u/12-НД-Гл.6-свщмч.Йосафата.docx
@@ -17,7 +17,7 @@
           <w:rFonts w:ascii="Times New Roman" w:hAnsi="Times New Roman"/>
           <w:sz w:val="24"/>
         </w:rPr>
-        <w:t>Неділя ЯКАСЬ ТАМ</w:t>
+        <w:t>Неділя 23 по П'ятидесятниці</w:t>
       </w:r>
     </w:p>
     <w:p>
